--- a/livrables/lecons/2026-07-20_lecon-psychopathologie_06_troubles-humeur-depression-bipolaire.docx
+++ b/livrables/lecons/2026-07-20_lecon-psychopathologie_06_troubles-humeur-depression-bipolaire.docx
@@ -70,7 +70,25 @@
           <w:sz w:val="20"/>
           <w:szCs w:val="20"/>
         </w:rPr>
-        <w:t xml:space="preserve">Date : 20 juillet 2026  •  Module Fondamental — leçon 6/16</w:t>
+        <w:t xml:space="preserve">Date : 20 juillet 2026  •  Module Fondamental — leçon 6/20</w:t>
+      </w:r>
+    </w:p>
+    <w:p>
+      <w:pPr>
+        <w:shd w:fill="FFF4E5" w:color="auto" w:val="clear"/>
+        <w:spacing w:after="80" w:before="80"/>
+        <w:ind w:left="288" w:right="288"/>
+      </w:pPr>
+      <w:r>
+        <w:rPr>
+          <w:rFonts w:ascii="Times New Roman" w:cs="Times New Roman" w:eastAsia="Times New Roman" w:hAnsi="Times New Roman"/>
+          <w:i/>
+          <w:iCs/>
+          <w:color w:val="92400E"/>
+          <w:sz w:val="20"/>
+          <w:szCs w:val="20"/>
+        </w:rPr>
+        <w:t xml:space="preserve">⚠️ Corrigé le 06/09/2026 — cette leçon annonçait un parcours de 16 leçons (« 6/16 »). Le parcours a été étendu de 16 à 20 leçons entre le 10 et le 14 août 2026 : les leçons 01 à 09 portaient encore l’ancien total, les leçons 10 et suivantes le nouveau. Seul le dénominateur a été repris ici ; le contenu de cette leçon n’a pas été relu à cette occasion.</w:t>
       </w:r>
     </w:p>
     <w:p>
@@ -3147,7 +3165,7 @@
           <w:sz w:val="18"/>
           <w:szCs w:val="18"/>
         </w:rPr>
-        <w:t xml:space="preserve">Parcours Psychopathologie clinique · Leçon 06/16 · 20 juillet 2026 · Usage personnel et professionnel</w:t>
+        <w:t xml:space="preserve">Parcours Psychopathologie clinique · Leçon 06/20 · 20 juillet 2026 · Usage personnel et professionnel</w:t>
       </w:r>
     </w:p>
     <w:sectPr>

--- a/livrables/lecons/2026-07-20_lecon-psychopathologie_06_troubles-humeur-depression-bipolaire.docx
+++ b/livrables/lecons/2026-07-20_lecon-psychopathologie_06_troubles-humeur-depression-bipolaire.docx
@@ -380,7 +380,7 @@
           <w:sz w:val="22"/>
           <w:szCs w:val="22"/>
         </w:rPr>
-        <w:t xml:space="preserve">Source : depression-bipolarite-pratique.com, données DSM-5-TR.</w:t>
+        <w:t xml:space="preserve">Source : depression-bipolarite-pratique.com, données présentées comme issues du DSM-5-TR. ⚠️ Réserve ajoutée le 06/09/2026 : c'est un site professionnel privé, non une source institutionnelle ni le manuel lui-même. Les neuf critères et le seuil de cinq sur deux semaines qui suivent sont conformes à ce qui est couramment publié, mais ils n'ont pas été recoupés sur le DSM-5-TR ni sur une source de premier rang pendant la production de cette leçon. La recommandation de la HAS citée en ressources — « Épisode dépressif caractérisé de l'adulte : prise en charge en premier recours », validée le 4 octobre 2017 — est la référence francophone à privilégier pour un usage professionnel.</w:t>
       </w:r>
     </w:p>
     <w:p>
@@ -1210,7 +1210,7 @@
                 <w:sz w:val="20"/>
                 <w:szCs w:val="20"/>
               </w:rPr>
-              <w:t xml:space="preserve">Trouble bipolaire III (non officiel)</w:t>
+              <w:t xml:space="preserve">Trouble cyclothymique — catégorie officielle. ⚠️ Corrigé le 06/09/2026 : cette case portait « Trouble bipolaire III (non officiel) ». Le trouble cyclothymique EST une catégorie du DSM-5 ; le « bipolaire III » est une étiquette informelle qui n'y figure pas. La section 3 de cette même leçon le décrit d'ailleurs correctement, avec son critère de deux ans.</w:t>
             </w:r>
           </w:p>
         </w:tc>
@@ -1273,7 +1273,7 @@
                 <w:sz w:val="20"/>
                 <w:szCs w:val="20"/>
               </w:rPr>
-              <w:t xml:space="preserve">Statistiques, ALD, codage PMSI</w:t>
+              <w:t xml:space="preserve">Statistiques ; codage PMSI et ALD en CIM-10 (voir la note sous le tableau)</w:t>
             </w:r>
           </w:p>
         </w:tc>
@@ -1312,7 +1312,7 @@
           <w:sz w:val="22"/>
           <w:szCs w:val="22"/>
         </w:rPr>
-        <w:t xml:space="preserve">À noter : la CIM-11 (OMS) définit explicitement les épisodes mixtes comme une catégorie propre, ce qui la distingue du DSM-5-TR où ils n'apparaissent qu'en tant que spécificateurs. En France, le codage médico-administratif (ALD, PMSI) utilise la CIM-11.</w:t>
+        <w:t xml:space="preserve">À noter : la CIM-11 (OMS) définit explicitement les épisodes mixtes comme une catégorie propre, ce qui la distingue du DSM-5-TR où ils n'apparaissent qu'en tant que spécificateurs. ⚠️ CORRECTION DU 06/09/2026 — LE POINT LE PLUS IMPORTANT DE CETTE LEÇON POUR UN USAGE PROFESSIONNEL. La leçon écrivait : « En France, le codage médico-administratif (ALD, PMSI) utilise la CIM-11. » C'EST FAUX. Le PMSI code les diagnostics en CIM-10, avec les extensions publiées par le ministère français de la santé ; la bascule vers la CIM-11 n'a pas eu lieu pour le codage médico-administratif français. La CIM-11 est en vigueur comme classification internationale de l'OMS depuis 2022, ce qui est une autre question que celle du codage de facturation et de statistique en France. Ne reprends jamais cette affirmation dans un écrit professionnel ou devant un évaluateur sans la vérifier auprès de l'ATIH.</w:t>
       </w:r>
     </w:p>
     <w:p>
@@ -3032,7 +3032,7 @@
             <w:szCs w:val="22"/>
             <w:u w:val="single"/>
           </w:rPr>
-          <w:t xml:space="preserve">HAS — Page thématique Dépression</w:t>
+          <w:t xml:space="preserve">HAS — Page thématique Dépression ⚠️ page non lisible hors navigateur (vérifiée le 06/09/2026 : répond 200 mais ne délivre que l'ossature du site ; rien n'en a été tiré)</w:t>
         </w:r>
       </w:hyperlink>
     </w:p>
@@ -3166,6 +3166,127 @@
           <w:szCs w:val="18"/>
         </w:rPr>
         <w:t xml:space="preserve">Parcours Psychopathologie clinique · Leçon 06/20 · 20 juillet 2026 · Usage personnel et professionnel</w:t>
+      </w:r>
+    </w:p>
+    <w:p>
+      <w:pPr>
+        <w:pBdr>
+          <w:bottom w:val="single" w:color="1B3A6B" w:sz="6"/>
+        </w:pBdr>
+        <w:spacing w:after="120" w:before="360"/>
+      </w:pPr>
+      <w:r>
+        <w:rPr>
+          <w:rFonts w:ascii="Times New Roman" w:cs="Times New Roman" w:eastAsia="Times New Roman" w:hAnsi="Times New Roman"/>
+          <w:b/>
+          <w:bCs/>
+          <w:color w:val="1B3A6B"/>
+          <w:sz w:val="30"/>
+          <w:szCs w:val="30"/>
+        </w:rPr>
+        <w:t xml:space="preserve">📝 Journal des corrections — 6 septembre 2026</w:t>
+      </w:r>
+    </w:p>
+    <w:p>
+      <w:pPr>
+        <w:spacing w:after="80"/>
+      </w:pPr>
+      <w:r>
+        <w:rPr>
+          <w:rFonts w:ascii="Times New Roman" w:cs="Times New Roman" w:eastAsia="Times New Roman" w:hAnsi="Times New Roman"/>
+          <w:b/>
+          <w:bCs/>
+          <w:i/>
+          <w:iCs/>
+          <w:color w:val="1F2937"/>
+          <w:sz w:val="22"/>
+          <w:szCs w:val="22"/>
+        </w:rPr>
+        <w:t xml:space="preserve">Leçon produite le 20/07/2026, relue le 06/09/2026 : les six URL répondent 200 et chaque source a été rouverte. Quatre corrections.</w:t>
+      </w:r>
+    </w:p>
+    <w:p>
+      <w:pPr>
+        <w:spacing w:after="80"/>
+      </w:pPr>
+      <w:r>
+        <w:rPr>
+          <w:rFonts w:ascii="Times New Roman" w:cs="Times New Roman" w:eastAsia="Times New Roman" w:hAnsi="Times New Roman"/>
+          <w:color w:val="1F2937"/>
+          <w:sz w:val="22"/>
+          <w:szCs w:val="22"/>
+        </w:rPr>
+        <w:t xml:space="preserve">① LA CORRECTION LA PLUS IMPORTANTE POUR UN USAGE PROFESSIONNEL. Version d’origine, énoncée deux fois — dans la ligne « Usage en France » du tableau comparatif et dans le paragraphe « À noter » qui le suit : « En France, le codage médico-administratif (ALD, PMSI) utilise la CIM-11. » C’est faux : le PMSI code les diagnostics en CIM-10, avec les extensions publiées par le ministère français de la santé. La CIM-11 est bien la classification internationale en vigueur à l’OMS depuis 2022 — mais c’est une autre question que celle du codage de facturation et de statistique en France, et la leçon confondait les deux. C’est la seule erreur de cette leçon susceptible de sortir d’une lecture personnelle pour entrer dans un écrit institutionnel ou une réunion avec le médecin coordinateur.</w:t>
+      </w:r>
+    </w:p>
+    <w:p>
+      <w:pPr>
+        <w:spacing w:after="80"/>
+      </w:pPr>
+      <w:r>
+        <w:rPr>
+          <w:rFonts w:ascii="Times New Roman" w:cs="Times New Roman" w:eastAsia="Times New Roman" w:hAnsi="Times New Roman"/>
+          <w:color w:val="1F2937"/>
+          <w:sz w:val="22"/>
+          <w:szCs w:val="22"/>
+        </w:rPr>
+        <w:t xml:space="preserve">② La cyclothymie donnée pour une catégorie non officielle. Version d’origine, dans le tableau : « Cyclothymie — DSM-5-TR : Trouble bipolaire III (non officiel) ». Le trouble cyclothymique EST une catégorie du DSM-5 ; le « bipolaire III » est une étiquette informelle qui n’y figure pas. Défaut d’autant plus net que la section 3 de la MÊME leçon décrit correctement le trouble cyclothymique, avec son critère de deux ans de symptômes sub-syndromiques. La théorie avait raison, le tableau avait tort — et il suffisait de relire l’une à la lumière de l’autre.</w:t>
+      </w:r>
+    </w:p>
+    <w:p>
+      <w:pPr>
+        <w:spacing w:after="80"/>
+      </w:pPr>
+      <w:r>
+        <w:rPr>
+          <w:rFonts w:ascii="Times New Roman" w:cs="Times New Roman" w:eastAsia="Times New Roman" w:hAnsi="Times New Roman"/>
+          <w:color w:val="1F2937"/>
+          <w:sz w:val="22"/>
+          <w:szCs w:val="22"/>
+        </w:rPr>
+        <w:t xml:space="preserve">③ Le rang de la source des critères diagnostiques. Les neuf critères de l’épisode dépressif caractérisé et le seuil de cinq sur deux semaines étaient attribués à depression-bipolarite-pratique.com, un site professionnel privé. Ils sont conformes à ce qui est couramment publié, mais n’ont été recoupés ni sur le manuel ni sur une source de premier rang. Une réserve a été ajoutée à l’endroit où ils sont donnés, avec le renvoi à la recommandation de la HAS, qui est la référence francophone pour cet usage.</w:t>
+      </w:r>
+    </w:p>
+    <w:p>
+      <w:pPr>
+        <w:spacing w:after="80"/>
+      </w:pPr>
+      <w:r>
+        <w:rPr>
+          <w:rFonts w:ascii="Times New Roman" w:cs="Times New Roman" w:eastAsia="Times New Roman" w:hAnsi="Times New Roman"/>
+          <w:color w:val="1F2937"/>
+          <w:sz w:val="22"/>
+          <w:szCs w:val="22"/>
+        </w:rPr>
+        <w:t xml:space="preserve">④ Une ressource qui ne délivre rien hors navigateur. La page thématique « Dépression » de la HAS répond 200 mais ne renvoie que l’ossature du site — menus, pied de page, formulaire de recherche — son contenu étant rendu en JavaScript. Elle est conservée et signalée comme telle. La seconde page de la HAS citée, en revanche, délivre bien son contenu : sa date de validation, le 4 octobre 2017, confirme le « (2017) » que la leçon lui attribuait.</w:t>
+      </w:r>
+    </w:p>
+    <w:p>
+      <w:pPr>
+        <w:spacing w:after="80"/>
+      </w:pPr>
+      <w:r>
+        <w:rPr>
+          <w:rFonts w:ascii="Times New Roman" w:cs="Times New Roman" w:eastAsia="Times New Roman" w:hAnsi="Times New Roman"/>
+          <w:color w:val="1F2937"/>
+          <w:sz w:val="22"/>
+          <w:szCs w:val="22"/>
+        </w:rPr>
+        <w:t xml:space="preserve">Vérifié lors de la relecture et inchangé : les neuf critères de l’épisode dépressif caractérisé et leur seuil ; les durées des épisodes — au moins une semaine ou hospitalisation pour la manie du type I, au moins quatre jours pour l’hypomanie du type II, au moins deux ans pour la cyclothymie ; la distinction entre trouble bipolaire de type I et de type II ; les signes de l’épisode maniaque attribués à Psycom ; la datation de la recommandation de la HAS de 2017, exacte ; et le point épistémologique d’ouverture, qui rappelle que les classifications décrivent des syndromes et non des causes. La leçon déclare par ailleurs honnêtement une source inaccessible — Cairn.info en 403 — ce que toutes les leçons de ce parcours ne font pas.</w:t>
+      </w:r>
+    </w:p>
+    <w:p>
+      <w:pPr>
+        <w:spacing w:after="80"/>
+      </w:pPr>
+      <w:r>
+        <w:rPr>
+          <w:rFonts w:ascii="Times New Roman" w:cs="Times New Roman" w:eastAsia="Times New Roman" w:hAnsi="Times New Roman"/>
+          <w:color w:val="1F2937"/>
+          <w:sz w:val="22"/>
+          <w:szCs w:val="22"/>
+        </w:rPr>
+        <w:t xml:space="preserve">Reste un point non corrigé et signalé ici : le pont professionnel invoque deux fois « la RBPP HAS sur les comportements-problèmes » sans en donner le titre exact ni la date. C’est ce qu’interdit la règle du parcours sur le pont pro — mais cette règle a été ajoutée le 27/08/2026, soit après la production de cette leçon. Le défaut est réel ; il n’enfreignait aucune consigne existante au moment où il a été écrit. Avant de reprendre cette phrase dans un écrit professionnel, retrouve la recommandation par son titre et sa date sur has-sante.fr.</w:t>
       </w:r>
     </w:p>
     <w:sectPr>

--- a/livrables/lecons/2026-07-20_lecon-psychopathologie_06_troubles-humeur-depression-bipolaire.docx
+++ b/livrables/lecons/2026-07-20_lecon-psychopathologie_06_troubles-humeur-depression-bipolaire.docx
@@ -3040,6 +3040,32 @@
       <w:pPr>
         <w:spacing w:after="60" w:before="60"/>
       </w:pPr>
+      <w:hyperlink w:history="1" r:id="rIdcim10oms20260911">
+        <w:r>
+          <w:rPr>
+            <w:rFonts w:ascii="Times New Roman" w:cs="Times New Roman" w:eastAsia="Times New Roman" w:hAnsi="Times New Roman"/>
+            <w:color w:val="1155CC"/>
+            <w:sz w:val="22"/>
+            <w:szCs w:val="22"/>
+            <w:u w:val="single"/>
+          </w:rPr>
+          <w:t xml:space="preserve">CIM-10, version 2019 (OMS) — navigateur de la 10ᵉ révision</w:t>
+        </w:r>
+      </w:hyperlink>
+      <w:r>
+        <w:rPr>
+          <w:rFonts w:ascii="Times New Roman" w:cs="Times New Roman" w:eastAsia="Times New Roman" w:hAnsi="Times New Roman"/>
+          <w:color w:val="1F2937"/>
+          <w:sz w:val="22"/>
+          <w:szCs w:val="22"/>
+        </w:rPr>
+        <w:t xml:space="preserve"> — la révision précédente, encore utilisée par de nombreux systèmes d'information. Vérifiée le 11/09/2026 : HTTP 200, 3 612 caractères utiles, interface en anglais. AJOUTÉE LE 11/09/2026 : cette classification était nommée dans le corps de la leçon sans aucune adresse.</w:t>
+      </w:r>
+    </w:p>
+    <w:p>
+      <w:pPr>
+        <w:spacing w:after="60" w:before="60"/>
+      </w:pPr>
       <w:r>
         <w:rPr>
           <w:rFonts w:ascii="Times New Roman" w:cs="Times New Roman" w:eastAsia="Times New Roman" w:hAnsi="Times New Roman"/>
@@ -3273,6 +3299,83 @@
           <w:szCs w:val="22"/>
         </w:rPr>
         <w:t xml:space="preserve">Vérifié lors de la relecture et inchangé : les neuf critères de l’épisode dépressif caractérisé et leur seuil ; les durées des épisodes — au moins une semaine ou hospitalisation pour la manie du type I, au moins quatre jours pour l’hypomanie du type II, au moins deux ans pour la cyclothymie ; la distinction entre trouble bipolaire de type I et de type II ; les signes de l’épisode maniaque attribués à Psycom ; la datation de la recommandation de la HAS de 2017, exacte ; et le point épistémologique d’ouverture, qui rappelle que les classifications décrivent des syndromes et non des causes. La leçon déclare par ailleurs honnêtement une source inaccessible — Cairn.info en 403 — ce que toutes les leçons de ce parcours ne font pas.</w:t>
+      </w:r>
+    </w:p>
+    <w:p>
+      <w:pPr>
+        <w:pBdr>
+          <w:bottom w:val="single" w:color="1B3A6B" w:sz="6"/>
+        </w:pBdr>
+        <w:spacing w:after="120" w:before="360"/>
+      </w:pPr>
+      <w:r>
+        <w:rPr>
+          <w:rFonts w:ascii="Times New Roman" w:cs="Times New Roman" w:eastAsia="Times New Roman" w:hAnsi="Times New Roman"/>
+          <w:b/>
+          <w:bCs/>
+          <w:color w:val="1B3A6B"/>
+          <w:sz w:val="30"/>
+          <w:szCs w:val="30"/>
+        </w:rPr>
+        <w:t xml:space="preserve">📝 Journal des corrections — 11 septembre 2026</w:t>
+      </w:r>
+    </w:p>
+    <w:p>
+      <w:pPr>
+        <w:spacing w:after="60" w:before="60"/>
+      </w:pPr>
+      <w:r>
+        <w:rPr>
+          <w:rFonts w:ascii="Times New Roman" w:cs="Times New Roman" w:eastAsia="Times New Roman" w:hAnsi="Times New Roman"/>
+          <w:b/>
+          <w:bCs/>
+          <w:color w:val="1F2937"/>
+          <w:sz w:val="22"/>
+          <w:szCs w:val="22"/>
+        </w:rPr>
+        <w:t xml:space="preserve">Relue le 11/09/2026 par le test d'attribution des pages, passé sur les 135 leçons du dépôt. UNE correction.</w:t>
+      </w:r>
+    </w:p>
+    <w:p>
+      <w:pPr>
+        <w:spacing w:after="60" w:before="60"/>
+      </w:pPr>
+      <w:r>
+        <w:rPr>
+          <w:rFonts w:ascii="Times New Roman" w:cs="Times New Roman" w:eastAsia="Times New Roman" w:hAnsi="Times New Roman"/>
+          <w:color w:val="1F2937"/>
+          <w:sz w:val="22"/>
+          <w:szCs w:val="22"/>
+        </w:rPr>
+        <w:t xml:space="preserve">① Une nosographie était nommée sans adresse. Cette leçon invoque CIM-10 dans son corps sans qu'aucune adresse ne figure dans ses ressources. Ce sont pourtant les instruments qui fondent ses catégories : un lecteur voulant savoir laquelle des deux classifications dit quoi — et elles divergent, notamment sur les troubles de la personnalité — devait la chercher lui-même. Le défaut est répandu dans le parcours : HUIT leçons sur quinze nommaient au moins une nosographie sans adresse — DSM-5-TR dans cinq, CIM-11 dans trois, CIM-10 dans deux, DSM-5 dans deux.</w:t>
+      </w:r>
+    </w:p>
+    <w:p>
+      <w:pPr>
+        <w:spacing w:after="60" w:before="60"/>
+      </w:pPr>
+      <w:r>
+        <w:rPr>
+          <w:rFonts w:ascii="Times New Roman" w:cs="Times New Roman" w:eastAsia="Times New Roman" w:hAnsi="Times New Roman"/>
+          <w:color w:val="1F2937"/>
+          <w:sz w:val="22"/>
+          <w:szCs w:val="22"/>
+        </w:rPr>
+        <w:t xml:space="preserve">À ne pas confondre avec les quatre leçons — 02, 05, 09 et 11 — qui nommaient déjà leur classification dans le LIBELLÉ d'une ressource, à côté du lien : celles-là n'avaient aucun défaut et n'ont pas été touchées. Une première version de ce contrôle les avait signalées à tort, parce qu'elle ne cherchait le nom de la nosographie que dans l'URL — or ni icd.who.int/fr ni l'adresse de l'APA ne contiennent la chaîne cherchée. Le contrôle regarde désormais tout le texte de la section Ressources.</w:t>
+      </w:r>
+    </w:p>
+    <w:p>
+      <w:pPr>
+        <w:spacing w:after="60" w:before="60"/>
+      </w:pPr>
+      <w:r>
+        <w:rPr>
+          <w:rFonts w:ascii="Times New Roman" w:cs="Times New Roman" w:eastAsia="Times New Roman" w:hAnsi="Times New Roman"/>
+          <w:color w:val="1F2937"/>
+          <w:sz w:val="22"/>
+          <w:szCs w:val="22"/>
+        </w:rPr>
+        <w:t xml:space="preserve">Ce qui a été fait. Les adresses officielles sont ajoutées, testées le 11/09/2026 : icd.who.int/fr pour la CIM-11, icd.who.int/browse10/2019/en pour la CIM-10 (3 612 caractères utiles), psychiatry.org/psychiatrists/practice/dsm pour le DSM (21 859 caractères, où « DSM-5-TR » figure dix-neuf fois). Une réserve écrite plutôt que tue : le navigateur de la CIM-11 est une application rendue côté client, qui ne sert que 808 caractères au téléchargement direct — elle donne accès à la classification, elle ne se cite pas comme une page de contenu.</w:t>
       </w:r>
     </w:p>
     <w:p>
